--- a/Lab8.docx
+++ b/Lab8.docx
@@ -2481,6 +2481,16 @@
         </w:rPr>
         <w:t>Изучение параллельных алгоритмов для ускорения поиска пути.</w:t>
       </w:r>
+    </w:p>
+    <w:p>
+      <w:pPr>
+        <w:pStyle w:val="a5"/>
+        <w:rPr>
+          <w:color w:val="000000" w:themeColor="text1"/>
+          <w:sz w:val="28"/>
+          <w:szCs w:val="28"/>
+        </w:rPr>
+      </w:pPr>
     </w:p>
     <w:sectPr>
       <w:footerReference w:type="default" r:id="rId8"/>

--- a/Lab8.docx
+++ b/Lab8.docx
@@ -487,25 +487,7 @@
           <w:sz w:val="28"/>
           <w:szCs w:val="28"/>
         </w:rPr>
-        <w:t xml:space="preserve">Исследовать различные алгоритмы поиска кратчайшего пути в графе, включая DFS, BFS, </w:t>
-      </w:r>
-      <w:proofErr w:type="spellStart"/>
-      <w:r>
-        <w:rPr>
-          <w:color w:val="000000" w:themeColor="text1"/>
-          <w:sz w:val="28"/>
-          <w:szCs w:val="28"/>
-        </w:rPr>
-        <w:t>Дейкстру</w:t>
-      </w:r>
-      <w:proofErr w:type="spellEnd"/>
-      <w:r>
-        <w:rPr>
-          <w:color w:val="000000" w:themeColor="text1"/>
-          <w:sz w:val="28"/>
-          <w:szCs w:val="28"/>
-        </w:rPr>
-        <w:t xml:space="preserve"> и A*. Сравнить их эффективность в контексте времени выполнения на основе примера.</w:t>
+        <w:t>Исследовать различные алгоритмы поиска кратчайшего пути в графе, включая DFS, BFS, Дейкстру и A*. Сравнить их эффективность в контексте времени выполнения на основе примера.</w:t>
       </w:r>
     </w:p>
     <w:p>
@@ -650,23 +632,13 @@
         </w:rPr>
         <w:t>DFS (Поиск в глубину)</w:t>
       </w:r>
-      <w:proofErr w:type="gramStart"/>
-      <w:r>
-        <w:rPr>
-          <w:color w:val="000000" w:themeColor="text1"/>
-          <w:sz w:val="28"/>
-          <w:szCs w:val="28"/>
-        </w:rPr>
-        <w:t>: Используется</w:t>
-      </w:r>
-      <w:proofErr w:type="gramEnd"/>
-      <w:r>
-        <w:rPr>
-          <w:color w:val="000000" w:themeColor="text1"/>
-          <w:sz w:val="28"/>
-          <w:szCs w:val="28"/>
-        </w:rPr>
-        <w:t xml:space="preserve"> для полного обхода графа. Плюсы: простота реализации. Минусы: не гарантирует кратчайший путь.</w:t>
+      <w:r>
+        <w:rPr>
+          <w:color w:val="000000" w:themeColor="text1"/>
+          <w:sz w:val="28"/>
+          <w:szCs w:val="28"/>
+        </w:rPr>
+        <w:t>: Используется для полного обхода графа. Плюсы: простота реализации. Минусы: не гарантирует кратчайший путь.</w:t>
       </w:r>
     </w:p>
     <w:p>
@@ -691,23 +663,13 @@
         </w:rPr>
         <w:t>BFS (Поиск в ширину)</w:t>
       </w:r>
-      <w:proofErr w:type="gramStart"/>
-      <w:r>
-        <w:rPr>
-          <w:color w:val="000000" w:themeColor="text1"/>
-          <w:sz w:val="28"/>
-          <w:szCs w:val="28"/>
-        </w:rPr>
-        <w:t>: Гарантирует</w:t>
-      </w:r>
-      <w:proofErr w:type="gramEnd"/>
-      <w:r>
-        <w:rPr>
-          <w:color w:val="000000" w:themeColor="text1"/>
-          <w:sz w:val="28"/>
-          <w:szCs w:val="28"/>
-        </w:rPr>
-        <w:t xml:space="preserve"> нахождение кратчайшего пути в невзвешенных графах. Более затратен по памяти по сравнению с DFS.</w:t>
+      <w:r>
+        <w:rPr>
+          <w:color w:val="000000" w:themeColor="text1"/>
+          <w:sz w:val="28"/>
+          <w:szCs w:val="28"/>
+        </w:rPr>
+        <w:t>: Гарантирует нахождение кратчайшего пути в невзвешенных графах. Более затратен по памяти по сравнению с DFS.</w:t>
       </w:r>
     </w:p>
     <w:p>
@@ -730,36 +692,15 @@
           <w:sz w:val="28"/>
           <w:szCs w:val="28"/>
         </w:rPr>
-        <w:t xml:space="preserve">Алгоритм </w:t>
-      </w:r>
-      <w:proofErr w:type="spellStart"/>
-      <w:r>
-        <w:rPr>
-          <w:rStyle w:val="a6"/>
-          <w:color w:val="000000" w:themeColor="text1"/>
-          <w:sz w:val="28"/>
-          <w:szCs w:val="28"/>
-        </w:rPr>
-        <w:t>Дейкстры</w:t>
-      </w:r>
-      <w:proofErr w:type="spellEnd"/>
-      <w:proofErr w:type="gramStart"/>
-      <w:r>
-        <w:rPr>
-          <w:color w:val="000000" w:themeColor="text1"/>
-          <w:sz w:val="28"/>
-          <w:szCs w:val="28"/>
-        </w:rPr>
-        <w:t>: Находит</w:t>
-      </w:r>
-      <w:proofErr w:type="gramEnd"/>
-      <w:r>
-        <w:rPr>
-          <w:color w:val="000000" w:themeColor="text1"/>
-          <w:sz w:val="28"/>
-          <w:szCs w:val="28"/>
-        </w:rPr>
-        <w:t xml:space="preserve"> кратчайший путь в графах с неотрицательными весами. Эффективность зависит от реализации (может быть ускорен с использованием приоритетной очереди).</w:t>
+        <w:t>Алгоритм Дейкстры</w:t>
+      </w:r>
+      <w:r>
+        <w:rPr>
+          <w:color w:val="000000" w:themeColor="text1"/>
+          <w:sz w:val="28"/>
+          <w:szCs w:val="28"/>
+        </w:rPr>
+        <w:t>: Находит кратчайший путь в графах с неотрицательными весами. Эффективность зависит от реализации (может быть ускорен с использованием приоритетной очереди).</w:t>
       </w:r>
     </w:p>
     <w:p>
@@ -790,25 +731,7 @@
           <w:sz w:val="28"/>
           <w:szCs w:val="28"/>
         </w:rPr>
-        <w:t xml:space="preserve">*: Эвристический алгоритм поиска пути, который комбинирует особенности </w:t>
-      </w:r>
-      <w:proofErr w:type="spellStart"/>
-      <w:r>
-        <w:rPr>
-          <w:color w:val="000000" w:themeColor="text1"/>
-          <w:sz w:val="28"/>
-          <w:szCs w:val="28"/>
-        </w:rPr>
-        <w:t>Дейкстры</w:t>
-      </w:r>
-      <w:proofErr w:type="spellEnd"/>
-      <w:r>
-        <w:rPr>
-          <w:color w:val="000000" w:themeColor="text1"/>
-          <w:sz w:val="28"/>
-          <w:szCs w:val="28"/>
-        </w:rPr>
-        <w:t xml:space="preserve"> и жадного поиска. Использует функцию оценки (g + h), где g — стоимость пути, а h — эвристическая оценка.</w:t>
+        <w:t>*: Эвристический алгоритм поиска пути, который комбинирует особенности Дейкстры и жадного поиска. Использует функцию оценки (g + h), где g — стоимость пути, а h — эвристическая оценка.</w:t>
       </w:r>
     </w:p>
     <w:p>
@@ -867,23 +790,13 @@
         </w:rPr>
         <w:t>Чтение графа из файла</w:t>
       </w:r>
-      <w:proofErr w:type="gramStart"/>
-      <w:r>
-        <w:rPr>
-          <w:color w:val="000000" w:themeColor="text1"/>
-          <w:sz w:val="28"/>
-          <w:szCs w:val="28"/>
-        </w:rPr>
-        <w:t>: Используется</w:t>
-      </w:r>
-      <w:proofErr w:type="gramEnd"/>
-      <w:r>
-        <w:rPr>
-          <w:color w:val="000000" w:themeColor="text1"/>
-          <w:sz w:val="28"/>
-          <w:szCs w:val="28"/>
-        </w:rPr>
-        <w:t xml:space="preserve"> формат "родительский узел: дочерние узлы и веса".</w:t>
+      <w:r>
+        <w:rPr>
+          <w:color w:val="000000" w:themeColor="text1"/>
+          <w:sz w:val="28"/>
+          <w:szCs w:val="28"/>
+        </w:rPr>
+        <w:t>: Используется формат "родительский узел: дочерние узлы и веса".</w:t>
       </w:r>
     </w:p>
     <w:p>
@@ -908,23 +821,13 @@
         </w:rPr>
         <w:t>Реализация алгоритмов</w:t>
       </w:r>
-      <w:proofErr w:type="gramStart"/>
-      <w:r>
-        <w:rPr>
-          <w:color w:val="000000" w:themeColor="text1"/>
-          <w:sz w:val="28"/>
-          <w:szCs w:val="28"/>
-        </w:rPr>
-        <w:t>: Для</w:t>
-      </w:r>
-      <w:proofErr w:type="gramEnd"/>
-      <w:r>
-        <w:rPr>
-          <w:color w:val="000000" w:themeColor="text1"/>
-          <w:sz w:val="28"/>
-          <w:szCs w:val="28"/>
-        </w:rPr>
-        <w:t xml:space="preserve"> каждого алгоритма написана отдельная функция.</w:t>
+      <w:r>
+        <w:rPr>
+          <w:color w:val="000000" w:themeColor="text1"/>
+          <w:sz w:val="28"/>
+          <w:szCs w:val="28"/>
+        </w:rPr>
+        <w:t>: Для каждого алгоритма написана отдельная функция.</w:t>
       </w:r>
     </w:p>
     <w:p>
@@ -949,25 +852,14 @@
         </w:rPr>
         <w:t>Замер времени выполнения</w:t>
       </w:r>
-      <w:proofErr w:type="gramStart"/>
-      <w:r>
-        <w:rPr>
-          <w:color w:val="000000" w:themeColor="text1"/>
-          <w:sz w:val="28"/>
-          <w:szCs w:val="28"/>
-        </w:rPr>
-        <w:t>: Используется</w:t>
-      </w:r>
-      <w:proofErr w:type="gramEnd"/>
-      <w:r>
-        <w:rPr>
-          <w:color w:val="000000" w:themeColor="text1"/>
-          <w:sz w:val="28"/>
-          <w:szCs w:val="28"/>
-        </w:rPr>
-        <w:t xml:space="preserve"> библиотека </w:t>
-      </w:r>
-      <w:proofErr w:type="spellStart"/>
+      <w:r>
+        <w:rPr>
+          <w:color w:val="000000" w:themeColor="text1"/>
+          <w:sz w:val="28"/>
+          <w:szCs w:val="28"/>
+        </w:rPr>
+        <w:t xml:space="preserve">: Используется библиотека </w:t>
+      </w:r>
       <w:r>
         <w:rPr>
           <w:rStyle w:val="HTML"/>
@@ -978,7 +870,6 @@
         </w:rPr>
         <w:t>chrono</w:t>
       </w:r>
-      <w:proofErr w:type="spellEnd"/>
       <w:r>
         <w:rPr>
           <w:color w:val="000000" w:themeColor="text1"/>
@@ -1415,7 +1306,6 @@
               </w:rPr>
               <w:t xml:space="preserve">             </w:t>
             </w:r>
-            <w:proofErr w:type="gramStart"/>
             <w:r>
               <w:rPr>
                 <w:rFonts w:ascii="Times New Roman" w:hAnsi="Times New Roman" w:cs="Times New Roman"/>
@@ -1425,7 +1315,6 @@
               </w:rPr>
               <w:t>59.9470649)...</w:t>
             </w:r>
-            <w:proofErr w:type="gramEnd"/>
           </w:p>
         </w:tc>
         <w:tc>
@@ -1581,7 +1470,6 @@
               </w:rPr>
               <w:t xml:space="preserve">             </w:t>
             </w:r>
-            <w:proofErr w:type="gramStart"/>
             <w:r>
               <w:rPr>
                 <w:rFonts w:ascii="Times New Roman" w:hAnsi="Times New Roman" w:cs="Times New Roman"/>
@@ -1591,7 +1479,6 @@
               </w:rPr>
               <w:t>59.9470649)...</w:t>
             </w:r>
-            <w:proofErr w:type="gramEnd"/>
           </w:p>
         </w:tc>
         <w:tc>
@@ -1660,19 +1547,8 @@
                 <w:sz w:val="28"/>
                 <w:szCs w:val="28"/>
               </w:rPr>
-              <w:t xml:space="preserve">0.022 </w:t>
-            </w:r>
-            <w:proofErr w:type="spellStart"/>
-            <w:r>
-              <w:rPr>
-                <w:rFonts w:ascii="Times New Roman" w:hAnsi="Times New Roman" w:cs="Times New Roman"/>
-                <w:color w:val="000000" w:themeColor="text1"/>
-                <w:sz w:val="28"/>
-                <w:szCs w:val="28"/>
-              </w:rPr>
-              <w:t>мс</w:t>
-            </w:r>
-            <w:proofErr w:type="spellEnd"/>
+              <w:t>0.022 мс</w:t>
+            </w:r>
           </w:p>
         </w:tc>
       </w:tr>
@@ -1695,7 +1571,6 @@
                 <w:szCs w:val="28"/>
               </w:rPr>
             </w:pPr>
-            <w:proofErr w:type="spellStart"/>
             <w:r>
               <w:rPr>
                 <w:rFonts w:ascii="Times New Roman" w:hAnsi="Times New Roman" w:cs="Times New Roman"/>
@@ -1705,7 +1580,6 @@
               </w:rPr>
               <w:t>Дейкстра</w:t>
             </w:r>
-            <w:proofErr w:type="spellEnd"/>
           </w:p>
         </w:tc>
         <w:tc>
@@ -1769,7 +1643,6 @@
               </w:rPr>
               <w:t xml:space="preserve">             </w:t>
             </w:r>
-            <w:proofErr w:type="gramStart"/>
             <w:r>
               <w:rPr>
                 <w:rFonts w:ascii="Times New Roman" w:hAnsi="Times New Roman" w:cs="Times New Roman"/>
@@ -1779,7 +1652,6 @@
               </w:rPr>
               <w:t>59.9470649)...</w:t>
             </w:r>
-            <w:proofErr w:type="gramEnd"/>
           </w:p>
         </w:tc>
         <w:tc>
@@ -1935,7 +1807,6 @@
               </w:rPr>
               <w:t xml:space="preserve">             </w:t>
             </w:r>
-            <w:proofErr w:type="gramStart"/>
             <w:r>
               <w:rPr>
                 <w:rFonts w:ascii="Times New Roman" w:hAnsi="Times New Roman" w:cs="Times New Roman"/>
@@ -1945,7 +1816,6 @@
               </w:rPr>
               <w:t>59.9470649)...</w:t>
             </w:r>
-            <w:proofErr w:type="gramEnd"/>
           </w:p>
         </w:tc>
         <w:tc>
@@ -2014,19 +1884,8 @@
                 <w:sz w:val="28"/>
                 <w:szCs w:val="28"/>
               </w:rPr>
-              <w:t xml:space="preserve">253.09 </w:t>
-            </w:r>
-            <w:proofErr w:type="spellStart"/>
-            <w:r>
-              <w:rPr>
-                <w:rFonts w:ascii="Times New Roman" w:hAnsi="Times New Roman" w:cs="Times New Roman"/>
-                <w:color w:val="000000" w:themeColor="text1"/>
-                <w:sz w:val="28"/>
-                <w:szCs w:val="28"/>
-              </w:rPr>
-              <w:t>мс</w:t>
-            </w:r>
-            <w:proofErr w:type="spellEnd"/>
+              <w:t>253.09 мс</w:t>
+            </w:r>
           </w:p>
         </w:tc>
       </w:tr>
@@ -2088,23 +1947,13 @@
         </w:rPr>
         <w:t>DFS</w:t>
       </w:r>
-      <w:proofErr w:type="gramStart"/>
-      <w:r>
-        <w:rPr>
-          <w:color w:val="000000" w:themeColor="text1"/>
-          <w:sz w:val="28"/>
-          <w:szCs w:val="28"/>
-        </w:rPr>
-        <w:t>: Выполнил</w:t>
-      </w:r>
-      <w:proofErr w:type="gramEnd"/>
-      <w:r>
-        <w:rPr>
-          <w:color w:val="000000" w:themeColor="text1"/>
-          <w:sz w:val="28"/>
-          <w:szCs w:val="28"/>
-        </w:rPr>
-        <w:t xml:space="preserve"> поиск быстро, но не гарантировал кратчайший путь.</w:t>
+      <w:r>
+        <w:rPr>
+          <w:color w:val="000000" w:themeColor="text1"/>
+          <w:sz w:val="28"/>
+          <w:szCs w:val="28"/>
+        </w:rPr>
+        <w:t>: Выполнил поиск быстро, но не гарантировал кратчайший путь.</w:t>
       </w:r>
     </w:p>
     <w:p>
@@ -2129,23 +1978,13 @@
         </w:rPr>
         <w:t>BFS</w:t>
       </w:r>
-      <w:proofErr w:type="gramStart"/>
-      <w:r>
-        <w:rPr>
-          <w:color w:val="000000" w:themeColor="text1"/>
-          <w:sz w:val="28"/>
-          <w:szCs w:val="28"/>
-        </w:rPr>
-        <w:t>: Обеспечил</w:t>
-      </w:r>
-      <w:proofErr w:type="gramEnd"/>
-      <w:r>
-        <w:rPr>
-          <w:color w:val="000000" w:themeColor="text1"/>
-          <w:sz w:val="28"/>
-          <w:szCs w:val="28"/>
-        </w:rPr>
-        <w:t xml:space="preserve"> кратчайший путь в невзвешенном графе, но оказался медленнее DFS.</w:t>
+      <w:r>
+        <w:rPr>
+          <w:color w:val="000000" w:themeColor="text1"/>
+          <w:sz w:val="28"/>
+          <w:szCs w:val="28"/>
+        </w:rPr>
+        <w:t>: Обеспечил кратчайший путь в невзвешенном графе, но оказался медленнее DFS.</w:t>
       </w:r>
     </w:p>
     <w:p>
@@ -2161,7 +2000,6 @@
           <w:szCs w:val="28"/>
         </w:rPr>
       </w:pPr>
-      <w:proofErr w:type="spellStart"/>
       <w:r>
         <w:rPr>
           <w:rStyle w:val="a6"/>
@@ -2171,24 +2009,13 @@
         </w:rPr>
         <w:t>Дейкстра</w:t>
       </w:r>
-      <w:proofErr w:type="spellEnd"/>
-      <w:proofErr w:type="gramStart"/>
-      <w:r>
-        <w:rPr>
-          <w:color w:val="000000" w:themeColor="text1"/>
-          <w:sz w:val="28"/>
-          <w:szCs w:val="28"/>
-        </w:rPr>
-        <w:t>: Эффективно</w:t>
-      </w:r>
-      <w:proofErr w:type="gramEnd"/>
-      <w:r>
-        <w:rPr>
-          <w:color w:val="000000" w:themeColor="text1"/>
-          <w:sz w:val="28"/>
-          <w:szCs w:val="28"/>
-        </w:rPr>
-        <w:t xml:space="preserve"> справился с задачей поиска кратчайшего пути в графе с весами.</w:t>
+      <w:r>
+        <w:rPr>
+          <w:color w:val="000000" w:themeColor="text1"/>
+          <w:sz w:val="28"/>
+          <w:szCs w:val="28"/>
+        </w:rPr>
+        <w:t>: Эффективно справился с задачей поиска кратчайшего пути в графе с весами.</w:t>
       </w:r>
     </w:p>
     <w:p>
@@ -2219,25 +2046,7 @@
           <w:sz w:val="28"/>
           <w:szCs w:val="28"/>
         </w:rPr>
-        <w:t>*</w:t>
-      </w:r>
-      <w:proofErr w:type="gramStart"/>
-      <w:r>
-        <w:rPr>
-          <w:color w:val="000000" w:themeColor="text1"/>
-          <w:sz w:val="28"/>
-          <w:szCs w:val="28"/>
-        </w:rPr>
-        <w:t>: Продемонстрировал</w:t>
-      </w:r>
-      <w:proofErr w:type="gramEnd"/>
-      <w:r>
-        <w:rPr>
-          <w:color w:val="000000" w:themeColor="text1"/>
-          <w:sz w:val="28"/>
-          <w:szCs w:val="28"/>
-        </w:rPr>
-        <w:t xml:space="preserve"> лучшую производительность за счёт эвристики.</w:t>
+        <w:t>*: Продемонстрировал лучшую производительность за счёт эвристики.</w:t>
       </w:r>
     </w:p>
     <w:p>
@@ -2377,25 +2186,7 @@
           <w:sz w:val="28"/>
           <w:szCs w:val="28"/>
         </w:rPr>
-        <w:t xml:space="preserve">Для невзвешенных графов BFS является оптимальным выбором, а для взвешенных — </w:t>
-      </w:r>
-      <w:proofErr w:type="spellStart"/>
-      <w:r>
-        <w:rPr>
-          <w:color w:val="000000" w:themeColor="text1"/>
-          <w:sz w:val="28"/>
-          <w:szCs w:val="28"/>
-        </w:rPr>
-        <w:t>Дейкстра</w:t>
-      </w:r>
-      <w:proofErr w:type="spellEnd"/>
-      <w:r>
-        <w:rPr>
-          <w:color w:val="000000" w:themeColor="text1"/>
-          <w:sz w:val="28"/>
-          <w:szCs w:val="28"/>
-        </w:rPr>
-        <w:t xml:space="preserve"> или A*.</w:t>
+        <w:t>Для невзвешенных графов BFS является оптимальным выбором, а для взвешенных — Дейкстра или A*.</w:t>
       </w:r>
     </w:p>
     <w:p>
@@ -2481,6 +2272,16 @@
         </w:rPr>
         <w:t>Изучение параллельных алгоритмов для ускорения поиска пути.</w:t>
       </w:r>
+    </w:p>
+    <w:p>
+      <w:pPr>
+        <w:pStyle w:val="a5"/>
+        <w:rPr>
+          <w:color w:val="000000" w:themeColor="text1"/>
+          <w:sz w:val="28"/>
+          <w:szCs w:val="28"/>
+        </w:rPr>
+      </w:pPr>
     </w:p>
     <w:p>
       <w:pPr>

--- a/Lab8.docx
+++ b/Lab8.docx
@@ -2272,16 +2272,6 @@
         </w:rPr>
         <w:t>Изучение параллельных алгоритмов для ускорения поиска пути.</w:t>
       </w:r>
-    </w:p>
-    <w:p>
-      <w:pPr>
-        <w:pStyle w:val="a5"/>
-        <w:rPr>
-          <w:color w:val="000000" w:themeColor="text1"/>
-          <w:sz w:val="28"/>
-          <w:szCs w:val="28"/>
-        </w:rPr>
-      </w:pPr>
     </w:p>
     <w:p>
       <w:pPr>
